--- a/docs/Pt_工程师版_v7.0.docx
+++ b/docs/Pt_工程师版_v7.0.docx
@@ -50,32 +50,6 @@
         <w:t xml:space="preserve">a468063）</w:t>
       </w:r>
     </w:p>
-    <w:sdt>
-      <w:sdtPr>
-        <w:docPartObj>
-          <w:docPartGallery w:val="Table of Contents"/>
-          <w:docPartUnique/>
-        </w:docPartObj>
-      </w:sdtPr>
-      <w:sdtContent>
-        <w:p>
-          <w:pPr>
-            <w:pStyle w:val="TOCHeading"/>
-          </w:pPr>
-          <w:r>
-            <w:t xml:space="preserve">目录</w:t>
-          </w:r>
-        </w:p>
-        <w:p>
-          <w:r>
-            <w:fldChar w:fldCharType="begin" w:dirty="true"/>
-            <w:instrText xml:space="preserve">TOC \o "1-3" \h \z \u</w:instrText>
-            <w:fldChar w:fldCharType="separate"/>
-            <w:fldChar w:fldCharType="end"/>
-          </w:r>
-        </w:p>
-      </w:sdtContent>
-    </w:sdt>
     <w:p>
       <w:pPr>
         <w:pStyle w:val="FirstParagraph"/>
@@ -4471,7 +4445,7 @@
               <w:jc w:val="left"/>
             </w:pPr>
             <w:r>
-              <w:t xml:space="preserve">持久强度与伸长量按牌号；电阻率、热导率、比热按纯铂（7.2 节）</w:t>
+              <w:t xml:space="preserve">持久强度、伸长量、电阻率、热导率、比热都按牌号；电、热数据不全的牌号退回纯铂并在结果说明里写明；密度按纯铂（7.2 节）</w:t>
             </w:r>
           </w:p>
         </w:tc>
@@ -5027,7 +5001,7 @@
               <w:jc w:val="left"/>
             </w:pPr>
             <w:r>
-              <w:t xml:space="preserve">电阻率、热导率、比热仍按纯铂算；只有持久强度与伸长量跟着牌号走</w:t>
+              <w:t xml:space="preserve">该牌号的电、热数据不全，电阻率、电阻温度系数、热导率、比热一起退回纯铂；结果说明末尾写了缺哪几类。数据齐全的牌号（Pt-Rh/90-10、Tanaka-ZGS-Pt、Tanaka-ZGS-PtRh10）会变</w:t>
             </w:r>
           </w:p>
         </w:tc>
@@ -6127,25 +6101,19 @@
         <w:t xml:space="preserve"> </w:t>
       </w:r>
       <w:r>
-        <w:t xml:space="preserve">选了别的牌号，跟着变的只有两路：持久强度（管强度利用率），以及终验第一关的伸长量。电阻率、热导率、比热仍一律按纯铂算，所以判据表上的热学、电学结论一位都不动。</w:t>
+        <w:t xml:space="preserve">选了别的牌号，跟着变的有：持久强度（管强度利用率）、终验第一关的伸长量，以及电阻率（含电阻温度系数）、热导率、比热 —— 后三项经同一个取值口进段解、法兰场解、升温与热稳定。只有电阻率与热导率／比热两类数据都自有的牌号（可选的三个：Pt-Rh/90-10、Tanaka-ZGS-Pt、Tanaka-ZGS-PtRh10）按牌号取；其余牌号这五项一起退回纯铂，结果说明末尾写明缺哪几类。选了非纯铂牌号时，说明末尾还印各曲线的数据点区间与本算例温度越出区间之处（区间外取端点值，不外推）。密度、熔点仍按纯铂，铂重不随牌号变。</w:t>
       </w:r>
       <w:r>
         <w:t xml:space="preserve"> </w:t>
       </w:r>
       <w:r>
-        <w:t xml:space="preserve">对纯铂，这件事没有差：两支纯铂式在 1150 °C 逐位相同。</w:t>
+        <w:t xml:space="preserve">默认牌号 Pt 调的就是纯铂原式，接线前后六个整线算例的全量转储逐行相同。对 Pt-Rh/90-10，电阻率最大差 +84.91 %、热导率最大差 −40.82 %（都在 20 °C 端点；1150 °C 处 +2.80 %／−17.29 %）；这些差会把各判据往哪边推，还没有整线判过。</w:t>
       </w:r>
       <w:r>
         <w:t xml:space="preserve"> </w:t>
       </w:r>
       <w:r>
-        <w:t xml:space="preserve">对其他牌号，差可以很大，例如 Pt-Rh/90-10 的电阻率最大差 +84.91 %、热导率最大差 −40.82 %（都在 20 °C）；这些差会把各判据往哪边推，没有算过。</w:t>
-      </w:r>
-      <w:r>
-        <w:t xml:space="preserve"> </w:t>
-      </w:r>
-      <w:r>
-        <w:t xml:space="preserve">【待决定：电阻率、热导率、比热按牌号接进求解链之前，工程师版是否写明「本文的热电结论只对纯铂（及数据与纯铂相同的 Tanaka-ZGS-Pt）成立」。】段表里逐段的牌号那一列还是自由文本，没有过齐全度这一关。</w:t>
+        <w:t xml:space="preserve">段表里逐段的牌号那一列还是自由文本，没有过齐全度这一关。</w:t>
       </w:r>
     </w:p>
     <w:p>

--- a/docs/Pt_工程师版_v7.0.docx
+++ b/docs/Pt_工程师版_v7.0.docx
@@ -6412,6 +6412,14 @@
         <w:t xml:space="preserve">停留在图纸模式、手动点「◆ 加密复算（算到数不再变）」时，终验不跑升温全程与空管到温两关，也不量舌保温窗口：这两件事要按解析设计逐点重造算例，图纸路径上没有那套旋钮。结论与报告会照实写「没跑」和原因。</w:t>
       </w:r>
     </w:p>
+    <w:p>
+      <w:pPr>
+        <w:pStyle w:val="BodyText"/>
+      </w:pPr>
+      <w:r>
+        <w:t xml:space="preserve">图纸模式下结果说明里可能多出两句「⚠ 片n：…」，都只量不判、判据照常出数：一句是「图纸路径管孔弧缺 x mm @ θ°，覆盖率 y」——程序按栅格读图，栅格原点不巧时孔圆上某一段没有落到任何格的孔边界面上，那一段等于绝缘，电流要绕到缺口两端进孔，孔边电流密度峰（参考量「· 法兰 J_max」）会偏高（实测一例 W08 盘 R31 判决档缺 2.0 mm 时偏高约 49 %）；θ 从 +x 轴量，180° 是舌片一侧。换栅格步或原点缺口会变。另一句是「图纸孔半径 … 与 rh = 管内径/2 + 壁厚 … 差 … mm，超过一个栅格步」——网格按 rh 建孔边，图纸上的孔与它错位时，孔边的电流与热流按错位的孔算。这两句出现时，吃孔边场的判据要不要算「判不了」，尺怎么定，还没有定。</w:t>
+      </w:r>
+    </w:p>
     <w:bookmarkEnd w:id="44"/>
     <w:bookmarkStart w:id="45" w:name="常见问题"/>
     <w:p>
@@ -6510,6 +6518,32 @@
             </w:pPr>
             <w:r>
               <w:t xml:space="preserve">故意拦住的，已作废的档不许出图</w:t>
+            </w:r>
+          </w:p>
+        </w:tc>
+      </w:tr>
+      <w:tr>
+        <w:tc>
+          <w:tcPr/>
+          <w:p>
+            <w:pPr>
+              <w:pStyle w:val="Compact"/>
+              <w:jc w:val="left"/>
+            </w:pPr>
+            <w:r>
+              <w:t xml:space="preserve">图纸模式的结果说明里有「⚠ 片n：图纸路径管孔弧缺 … mm @ …°」或「图纸孔半径 … 与 rh … 差 … 超过一个栅格步」</w:t>
+            </w:r>
+          </w:p>
+        </w:tc>
+        <w:tc>
+          <w:tcPr/>
+          <w:p>
+            <w:pPr>
+              <w:pStyle w:val="Compact"/>
+              <w:jc w:val="left"/>
+            </w:pPr>
+            <w:r>
+              <w:t xml:space="preserve">只量不判：栅格原点让孔圆某段没有孔边界面（等于绝缘，孔边 J 峰偏高），或图纸上的孔与程序按管内径/2 + 壁厚建的孔错位；判据照常出数，要不要算判不了还没定（7.4 节）</w:t>
             </w:r>
           </w:p>
         </w:tc>
